--- a/presentation&report/report_draft.docx
+++ b/presentation&report/report_draft.docx
@@ -30,9 +30,8 @@
     <w:tbl>
       <w:tblPr>
         <w:tblStyle w:val="TableGrid"/>
-        <w:tblW w:w="0pt" w:type="auto"/>
+        <w:tblW w:w="0pt" w:type="dxa"/>
         <w:jc w:val="center"/>
-        <w:tblInd w:w="0pt" w:type="dxa"/>
         <w:tblBorders>
           <w:top w:val="none" w:sz="0" w:space="0" w:color="auto"/>
           <w:start w:val="none" w:sz="0" w:space="0" w:color="auto"/>
@@ -820,13 +819,7 @@
         <w:pStyle w:val="BodyText"/>
       </w:pPr>
       <w:r>
-        <w:t>Show the results of coarse to fine budget allocation using our budget sweep pipeline with defined</w:t>
-      </w:r>
-      <w:r>
-        <w:t xml:space="preserve"> four</w:t>
-      </w:r>
-      <w:r>
-        <w:t xml:space="preserve"> metrics.</w:t>
+        <w:t>Show the results of coarse to fine budget allocation using our budget sweep pipeline with defined four metrics.</w:t>
       </w:r>
     </w:p>
     <w:p>
@@ -870,6 +863,9 @@
     <w:p>
       <w:pPr>
         <w:pStyle w:val="BodyText"/>
+        <w:rPr>
+          <w:lang w:val="en-US"/>
+        </w:rPr>
       </w:pPr>
     </w:p>
     <w:p>
@@ -3366,7 +3362,6 @@
       <w:rFonts w:eastAsia="等线"/>
     </w:rPr>
     <w:tblPr>
-      <w:tblInd w:w="0pt" w:type="nil"/>
       <w:tblBorders>
         <w:top w:val="single" w:sz="4" w:space="0" w:color="auto"/>
         <w:start w:val="single" w:sz="4" w:space="0" w:color="auto"/>
